--- a/doc/paper_jima2026fall/v2/JIMA2026fall_yokou.docx
+++ b/doc/paper_jima2026fall/v2/JIMA2026fall_yokou.docx
@@ -161,7 +161,7 @@
           <w:rFonts w:ascii="Times New Roman" w:hAnsi="Times New Roman" w:cs="Times New Roman" w:eastAsia="ＭＳ Ｐ明朝"/>
           <w:lang w:val="en-US" w:eastAsia="ja-JP"/>
         </w:rPr>
-        <w:t xml:space="preserve"> の処理順序を保ったまま遅延を吸収した解は，安定性の目的では最適解であり，探索を開始する前から得られていることである．変更コストが無視できない場面で求められるのは，この </w:t>
+        <w:t xml:space="preserve"> の処理順序を保ったまま遅延を吸収した解が，安定性の目的では最適解であり，探索を開始する前から得られていることである．変更コストが無視できない場面で求められるのは，この </w:t>
       </w:r>
       <w:r>
         <w:rPr>
@@ -195,7 +195,7 @@
           <w:rFonts w:ascii="Times New Roman" w:hAnsi="Times New Roman" w:cs="Times New Roman" w:eastAsia="ＭＳ Ｐ明朝"/>
           <w:lang w:val="en-US" w:eastAsia="ja-JP"/>
         </w:rPr>
-        <w:t xml:space="preserve">　再スケジューリングで安定性を確保する方法は，目的関数に組み込むアプローチ</w:t>
+        <w:t xml:space="preserve">　再スケジューリングで安定性を確保する方法は，安定性を目的関数に組み込むアプローチ</w:t>
       </w:r>
       <w:r>
         <w:rPr>
@@ -237,7 +237,31 @@
           <w:rFonts w:ascii="Times New Roman" w:hAnsi="Times New Roman" w:cs="Times New Roman" w:eastAsia="ＭＳ Ｐ明朝"/>
           <w:lang w:val="en-US" w:eastAsia="ja-JP"/>
         </w:rPr>
-        <w:t xml:space="preserve">に分かれる．メタヒューリスティクスによる解法は，解集団を交叉と選択で更新する多点探索に偏っており，上記の特性が探索構造の優劣に与える影響は分析されていない．また，高安定領域に限定して解集合を評価した例はなく，</w:t>
+        <w:t xml:space="preserve">に分かれる．メタヒューリスティクスによる解法は，遺伝的アルゴリズムをはじめとする多点探索に偏っており，上記の特性が探索構造の優劣に与える影響は分析されていない．また，高安定領域に限定して解集合を評価した例もない．</w:t>
+      </w:r>
+    </w:p>
+    <w:p>
+      <w:pPr>
+        <w:pStyle w:val="ima010"/>
+      </w:pPr>
+      <w:r>
+        <w:rPr>
+          <w:rFonts w:ascii="Times New Roman" w:hAnsi="Times New Roman" w:cs="Times New Roman" w:eastAsia="ＭＳ Ｐ明朝"/>
+          <w:lang w:val="en-US" w:eastAsia="ja-JP"/>
+        </w:rPr>
+        <w:t xml:space="preserve">　本研究は，ジョブショップスケジューリング問題（JSP）を対象に，生産効率と安定性の二目的最適化として再スケジューリングを扱い，次の 2 つの仮説を検証する．</w:t>
+      </w:r>
+    </w:p>
+    <w:p>
+      <w:pPr>
+        <w:pStyle w:val="ima010"/>
+      </w:pPr>
+      <w:r>
+        <w:rPr>
+          <w:rFonts w:ascii="Times New Roman" w:hAnsi="Times New Roman" w:cs="Times New Roman" w:eastAsia="ＭＳ Ｐ明朝"/>
+          <w:lang w:val="en-US" w:eastAsia="ja-JP"/>
+        </w:rPr>
+        <w:t xml:space="preserve">　仮説1：</w:t>
       </w:r>
       <w:r>
         <w:rPr>
@@ -259,7 +283,7 @@
           <w:rFonts w:ascii="Times New Roman" w:hAnsi="Times New Roman" w:cs="Times New Roman" w:eastAsia="ＭＳ Ｐ明朝"/>
           <w:lang w:val="en-US" w:eastAsia="ja-JP"/>
         </w:rPr>
-        <w:t xml:space="preserve"> からの変更量を減らす移動をもつ手法もない．</w:t>
+        <w:t xml:space="preserve"> を初期解として解を少しずつ変更する単点探索は，交叉で 2 親の染色体を組み替える多点探索よりも，高安定領域に限定した hypervolume（以下，高安定 HV）が大きい．</w:t>
       </w:r>
     </w:p>
     <w:p>
@@ -271,31 +295,7 @@
           <w:rFonts w:ascii="Times New Roman" w:hAnsi="Times New Roman" w:cs="Times New Roman" w:eastAsia="ＭＳ Ｐ明朝"/>
           <w:lang w:val="en-US" w:eastAsia="ja-JP"/>
         </w:rPr>
-        <w:t xml:space="preserve">　本研究は，ジョブショップスケジューリング問題（JSP）の作業遅延を対象に，生産効率と安定性の二目的最適化として再スケジューリングを扱い，次の 2 つの仮説を検証する．</w:t>
-      </w:r>
-    </w:p>
-    <w:p>
-      <w:pPr>
-        <w:pStyle w:val="ima010"/>
-      </w:pPr>
-      <w:r>
-        <w:rPr>
-          <w:rFonts w:ascii="Times New Roman" w:hAnsi="Times New Roman" w:cs="Times New Roman" w:eastAsia="ＭＳ Ｐ明朝"/>
-          <w:lang w:val="en-US" w:eastAsia="ja-JP"/>
-        </w:rPr>
-        <w:t xml:space="preserve">　仮説 H1：同じ局所探索を用いる場合，高安定領域に限定して評価すると，単点探索が多点探索を上回る．</w:t>
-      </w:r>
-    </w:p>
-    <w:p>
-      <w:pPr>
-        <w:pStyle w:val="ima010"/>
-      </w:pPr>
-      <w:r>
-        <w:rPr>
-          <w:rFonts w:ascii="Times New Roman" w:hAnsi="Times New Roman" w:cs="Times New Roman" w:eastAsia="ＭＳ Ｐ明朝"/>
-          <w:lang w:val="en-US" w:eastAsia="ja-JP"/>
-        </w:rPr>
-        <w:t xml:space="preserve">　仮説 H2：多点探索に，</w:t>
+        <w:t xml:space="preserve">　仮説2：多点探索に，解を </w:t>
       </w:r>
       <w:r>
         <w:rPr>
@@ -317,63 +317,7 @@
           <w:rFonts w:ascii="Times New Roman" w:hAnsi="Times New Roman" w:cs="Times New Roman" w:eastAsia="ＭＳ Ｐ明朝"/>
           <w:lang w:val="en-US" w:eastAsia="ja-JP"/>
         </w:rPr>
-        <w:t xml:space="preserve"> からの変更量を減らす操作（以下，安定性誘導演算子）を組み込むと，高安定領域に限定した評価値は単点探索と同程度まで向上する．</w:t>
-      </w:r>
-    </w:p>
-    <w:p>
-      <w:pPr>
-        <w:pStyle w:val="ima010"/>
-      </w:pPr>
-      <w:r>
-        <w:rPr>
-          <w:rFonts w:ascii="Times New Roman" w:hAnsi="Times New Roman" w:cs="Times New Roman" w:eastAsia="ＭＳ Ｐ明朝"/>
-          <w:lang w:val="en-US" w:eastAsia="ja-JP"/>
-        </w:rPr>
-        <w:t xml:space="preserve">　H1 の根拠は，単点探索が </w:t>
-      </w:r>
-      <w:r>
-        <w:rPr>
-          <w:rFonts w:ascii="Times New Roman" w:hAnsi="Times New Roman" w:cs="Times New Roman"/>
-          <w:i/>
-        </w:rPr>
-        <w:t xml:space="preserve">S</w:t>
-      </w:r>
-      <w:r>
-        <w:rPr>
-          <w:rFonts w:ascii="Times New Roman" w:hAnsi="Times New Roman" w:cs="Times New Roman"/>
-          <w:i/>
-          <w:vertAlign w:val="subscript"/>
-        </w:rPr>
-        <w:t xml:space="preserve">p</w:t>
-      </w:r>
-      <w:r>
-        <w:rPr>
-          <w:rFonts w:ascii="Times New Roman" w:hAnsi="Times New Roman" w:cs="Times New Roman" w:eastAsia="ＭＳ Ｐ明朝"/>
-          <w:lang w:val="en-US" w:eastAsia="ja-JP"/>
-        </w:rPr>
-        <w:t xml:space="preserve"> を初期解として処理順序を少数ずつ変更するのに対し，多点探索は交叉で 2 親の染色体を組み替えるため，</w:t>
-      </w:r>
-      <w:r>
-        <w:rPr>
-          <w:rFonts w:ascii="Times New Roman" w:hAnsi="Times New Roman" w:cs="Times New Roman"/>
-          <w:i/>
-        </w:rPr>
-        <w:t xml:space="preserve">S</w:t>
-      </w:r>
-      <w:r>
-        <w:rPr>
-          <w:rFonts w:ascii="Times New Roman" w:hAnsi="Times New Roman" w:cs="Times New Roman"/>
-          <w:i/>
-          <w:vertAlign w:val="subscript"/>
-        </w:rPr>
-        <w:t xml:space="preserve">p</w:t>
-      </w:r>
-      <w:r>
-        <w:rPr>
-          <w:rFonts w:ascii="Times New Roman" w:hAnsi="Times New Roman" w:cs="Times New Roman" w:eastAsia="ＭＳ Ｐ明朝"/>
-          <w:lang w:val="en-US" w:eastAsia="ja-JP"/>
-        </w:rPr>
-        <w:t xml:space="preserve"> からの変更量が小さい解を生成しにくいことである．H2 は，H1 が成り立つ場合に多点探索に不足しているのはこの生成能力であり，安定性誘導演算子がそれを補うという予測である．単点探索に同じ安定性誘導演算子を組み込んだ場合の効果については，向上か低下かを予測せず，比較結果として示す．</w:t>
+        <w:t xml:space="preserve"> に近づける操作（以下，安定性誘導演算子）を組み込めば仮説1の差は解消し，多点探索の高安定 HV は単点探索と同程度まで向上する．</w:t>
       </w:r>
     </w:p>
     <w:p>
@@ -549,7 +493,7 @@
           <w:rFonts w:ascii="Times New Roman" w:hAnsi="Times New Roman" w:cs="Times New Roman" w:eastAsia="ＭＳ Ｐ明朝"/>
           <w:lang w:val="en-US" w:eastAsia="ja-JP"/>
         </w:rPr>
-        <w:t xml:space="preserve"> を最適化対象とする．決定変数は最適化対象作業の機械ごとの処理順序であり，各作業を先行制約と機械制約のもとでの最早開始可能時刻に割り付けたセミアクティブスケジュールに変換する．</w:t>
+        <w:t xml:space="preserve"> を最適化対象とする．決定変数は最適化対象作業の機械ごとの処理順序である．</w:t>
       </w:r>
     </w:p>
     <w:p>
@@ -954,7 +898,7 @@
           <w:rFonts w:ascii="Times New Roman" w:hAnsi="Times New Roman" w:cs="Times New Roman" w:eastAsia="ＭＳ Ｐ明朝"/>
           <w:lang w:val="en-US" w:eastAsia="ja-JP"/>
         </w:rPr>
-        <w:t xml:space="preserve"> に束ねて解く（</w:t>
+        <w:t xml:space="preserve"> にスカラー化して解く（</w:t>
       </w:r>
       <w:r>
         <w:rPr>
@@ -994,7 +938,7 @@
           <w:rFonts w:ascii="Times New Roman" w:hAnsi="Times New Roman" w:cs="Times New Roman" w:eastAsia="ＭＳ Ｐ明朝"/>
           <w:lang w:val="en-US" w:eastAsia="ja-JP"/>
         </w:rPr>
-        <w:t xml:space="preserve"> を 0〜0.9 の 10 点で掃引し，各探索が選択を行う前に生成した全解から非劣解を保存して，Pareto フロントの hypervolume（以下，HV）で評価する．指標は次の 3 つとする．全域 HV は，得られた非劣解全体に対する HV である．高安定 HV は，高安定領域（</w:t>
+        <w:t xml:space="preserve"> を 0〜0.9 の 10 点で掃引し，各探索が選択を行う前に生成した全解から非劣解を保存して，Pareto フロントの HV で評価する．指標は次の 3 つとする．全域 HV は，得られた非劣解全体に対する HV である．高安定 HV は，高安定領域（</w:t>
       </w:r>
       <w:r>
         <w:rPr>
@@ -1250,7 +1194,7 @@
           <w:rFonts w:ascii="Times New Roman" w:hAnsi="Times New Roman" w:cs="Times New Roman" w:eastAsia="ＭＳ Ｐ明朝"/>
           <w:lang w:val="en-US" w:eastAsia="ja-JP"/>
         </w:rPr>
-        <w:t xml:space="preserve"> に固定する．すなわち現在解から，</w:t>
+        <w:t xml:space="preserve"> に固定する．探索中の現在解を出発点とし，</w:t>
       </w:r>
       <w:r>
         <w:rPr>
@@ -1272,7 +1216,21 @@
           <w:rFonts w:ascii="Times New Roman" w:hAnsi="Times New Roman" w:cs="Times New Roman" w:eastAsia="ＭＳ Ｐ明朝"/>
           <w:lang w:val="en-US" w:eastAsia="ja-JP"/>
         </w:rPr>
-        <w:t xml:space="preserve"> と処理順位が異なる作業を 1 つずつ </w:t>
+        <w:t xml:space="preserve"> と処理順位が異なる作業を 1 つずつその順位へ入れ替える swap 移動で経路をたどり，</w:t>
+      </w:r>
+      <w:r>
+        <w:rPr>
+          <w:rFonts w:ascii="Times New Roman" w:hAnsi="Times New Roman" w:cs="Times New Roman"/>
+          <w:i/>
+        </w:rPr>
+        <w:t xml:space="preserve">F</w:t>
+      </w:r>
+      <w:r>
+        <w:rPr>
+          <w:rFonts w:ascii="Times New Roman" w:hAnsi="Times New Roman" w:cs="Times New Roman" w:eastAsia="ＭＳ Ｐ明朝"/>
+          <w:lang w:val="en-US" w:eastAsia="ja-JP"/>
+        </w:rPr>
+        <w:t xml:space="preserve"> が最小の解を選択する．</w:t>
       </w:r>
       <w:r>
         <w:rPr>
@@ -1294,51 +1252,7 @@
           <w:rFonts w:ascii="Times New Roman" w:hAnsi="Times New Roman" w:cs="Times New Roman" w:eastAsia="ＭＳ Ｐ明朝"/>
           <w:lang w:val="en-US" w:eastAsia="ja-JP"/>
         </w:rPr>
-        <w:t xml:space="preserve"> での順位へ入れ替える swap 移動で経路をたどり，経路上の最良解を返す．1 手ごとに </w:t>
-      </w:r>
-      <w:r>
-        <w:rPr>
-          <w:rFonts w:ascii="Times New Roman" w:hAnsi="Times New Roman" w:cs="Times New Roman"/>
-          <w:i/>
-        </w:rPr>
-        <w:t xml:space="preserve">S</w:t>
-      </w:r>
-      <w:r>
-        <w:rPr>
-          <w:rFonts w:ascii="Times New Roman" w:hAnsi="Times New Roman" w:cs="Times New Roman"/>
-          <w:i/>
-          <w:vertAlign w:val="subscript"/>
-        </w:rPr>
-        <w:t xml:space="preserve">p</w:t>
-      </w:r>
-      <w:r>
-        <w:rPr>
-          <w:rFonts w:ascii="Times New Roman" w:hAnsi="Times New Roman" w:cs="Times New Roman" w:eastAsia="ＭＳ Ｐ明朝"/>
-          <w:lang w:val="en-US" w:eastAsia="ja-JP"/>
-        </w:rPr>
-        <w:t xml:space="preserve"> と処理順位が異なる作業は減少し，</w:t>
-      </w:r>
-      <w:r>
-        <w:rPr>
-          <w:rFonts w:ascii="Times New Roman" w:hAnsi="Times New Roman" w:cs="Times New Roman"/>
-          <w:i/>
-        </w:rPr>
-        <w:t xml:space="preserve">S</w:t>
-      </w:r>
-      <w:r>
-        <w:rPr>
-          <w:rFonts w:ascii="Times New Roman" w:hAnsi="Times New Roman" w:cs="Times New Roman"/>
-          <w:i/>
-          <w:vertAlign w:val="subscript"/>
-        </w:rPr>
-        <w:t xml:space="preserve">p</w:t>
-      </w:r>
-      <w:r>
-        <w:rPr>
-          <w:rFonts w:ascii="Times New Roman" w:hAnsi="Times New Roman" w:cs="Times New Roman" w:eastAsia="ＭＳ Ｐ明朝"/>
-          <w:lang w:val="en-US" w:eastAsia="ja-JP"/>
-        </w:rPr>
-        <w:t xml:space="preserve"> は安定性目的の最適解であるため，経路上の中間解は生産効率と安定性の異なる組合せをとる．経路を深さ </w:t>
+        <w:t xml:space="preserve"> を誘導解とするのは，そこへ向かう経路上に，安定性を高めつつ総所要時間の劣化を抑えた解が現れると期待できるためである．経路を深さ </w:t>
       </w:r>
       <w:r>
         <w:rPr>
@@ -1352,7 +1266,7 @@
           <w:rFonts w:ascii="Times New Roman" w:hAnsi="Times New Roman" w:cs="Times New Roman" w:eastAsia="ＭＳ Ｐ明朝"/>
           <w:lang w:val="en-US" w:eastAsia="ja-JP"/>
         </w:rPr>
-        <w:t xml:space="preserve"> 手で打ち切り，到達点のみを局所探索で再最適化する簡略版（以下，repair）も用いる．PR と repair は，単点探索には摂動として，多点探索には各個体への改善操作として組み込む．</w:t>
+        <w:t xml:space="preserve"> 手で打ち切り，到達点を解とする簡略版（以下，repair）も用いる．PR と repair は，単点探索には摂動として，多点探索には各個体への改善操作として組み込む．</w:t>
       </w:r>
     </w:p>
     <w:p>
@@ -1408,7 +1322,7 @@
           <w:rFonts w:ascii="Times New Roman" w:hAnsi="Times New Roman" w:cs="Times New Roman" w:eastAsia="ＭＳ Ｐ明朝"/>
           <w:lang w:val="en-US" w:eastAsia="ja-JP"/>
         </w:rPr>
-        <w:t xml:space="preserve">=60〜148 の単一作業遅延を与えた 8 シナリオを用いる．全作業のうち最適化対象となる割合が 27〜82% にわたるようシナリオを構成する（la36 は同一問題・同一 </w:t>
+        <w:t xml:space="preserve">=60〜148 の単一作業遅延を与えた 8 シナリオを用いる．全作業のうち最適化対象となる割合が 27〜82% にわたるようシナリオを構成する（la36 と ta21 は同一問題・同一 </w:t>
       </w:r>
       <w:r>
         <w:rPr>
@@ -1430,7 +1344,7 @@
           <w:rFonts w:ascii="Times New Roman" w:hAnsi="Times New Roman" w:cs="Times New Roman" w:eastAsia="ＭＳ Ｐ明朝"/>
           <w:lang w:val="en-US" w:eastAsia="ja-JP"/>
         </w:rPr>
-        <w:t xml:space="preserve"> でこの割合のみを 27/54/73% と変えた 3 つ）．計算予算は単点探索 3000 反復・多点探索 500 世代とし，各条件で 10 試行を行う．検定には両側 Mann–Whitney の </w:t>
+        <w:t xml:space="preserve"> でこの割合のみを変えたもので，割合の小さい順に S・M・L を付す）．計算予算は単点探索 3000 反復・多点探索 500 世代（中央値の試行ではいずれも予算の 7 割で全域 HV が最終値の 99% に達する）とし，各条件で 10 試行を行う．検定には両側 Mann–Whitney の </w:t>
       </w:r>
       <w:r>
         <w:rPr>
@@ -1527,7 +1441,7 @@
           <w:rFonts w:ascii="Times New Roman" w:hAnsi="Times New Roman" w:cs="Times New Roman" w:eastAsia="ＭＳ Ｐ明朝"/>
           <w:lang w:val="en-US" w:eastAsia="ja-JP"/>
         </w:rPr>
-        <w:t xml:space="preserve">=1.0）．とくに la36S・ta21S・la40 の 3 シナリオでは，多点探索は 10 試行中 9〜10 試行で高安定領域に非劣解を 1 つも得られず，残る 5 シナリオでも単点探索の高安定 HV は多点探索の 2.0〜4.5 倍であった．よって H1 は支持された．</w:t>
+        <w:t xml:space="preserve">=1.0）．とくに la36S・ta21S・la40 の 3 シナリオでは，多点探索は 10 試行中 9〜10 試行で高安定領域に非劣解を 1 つも得られず，残る 5 シナリオでも単点探索の高安定 HV は多点探索の 2.0〜4.5 倍であった．よって仮説1は支持された．</w:t>
       </w:r>
     </w:p>
     <w:p>
@@ -1661,7 +1575,7 @@
           <w:rFonts w:ascii="Times New Roman" w:hAnsi="Times New Roman" w:cs="Times New Roman" w:eastAsia="ＭＳ Ｐ明朝"/>
           <w:lang w:val="en-US" w:eastAsia="ja-JP"/>
         </w:rPr>
-        <w:t xml:space="preserve">=1.0），8 シナリオ中 7 つで単点探索と同等以上の値に達した（残る la40 では単点探索を 5〜10% 下回った）．よって H2 は，この 1 シナリオを除いて支持された．一方，単点探索で高安定 HV が有意に向上したのは 8 シナリオ中 2 つにとどまり，Holm 補正後に有意差が残るのは 1 つである．</w:t>
+        <w:t xml:space="preserve">=1.0），8 シナリオ中 7 つで単点探索と同等以上の値に達した（残る la40 では単点探索を 5〜10% 下回った）．よって仮説2は，この 1 シナリオを除いて支持された．一方，単点探索で高安定 HV が有意に向上したのは 8 シナリオ中 2 つにとどまり，Holm 補正後に有意差が残るのは 1 つである．</w:t>
       </w:r>
     </w:p>
     <w:p>
@@ -1673,7 +1587,7 @@
           <w:rFonts w:ascii="Times New Roman" w:hAnsi="Times New Roman" w:cs="Times New Roman" w:eastAsia="ＭＳ Ｐ明朝"/>
           <w:lang w:val="en-US" w:eastAsia="ja-JP"/>
         </w:rPr>
-        <w:t xml:space="preserve">　この非対称は，単点探索が安定性誘導演算子を用いない状態ですでに高い高安定 HV に達していることによる．どのシナリオでも，比較した 7 手法のうち 3〜5 手法の高安定 HV が最良値の 2% 以内に収まっており，安定性誘導演算子を用いない単点探索はこの範囲に入る．単点探索で有意な向上が見られた 2 シナリオは，いずれも単点探索がこの範囲に入っていなかったものである．</w:t>
+        <w:t xml:space="preserve">　この非対称は，単点探索が安定性誘導演算子を用いない状態ですでに高い高安定 HV に達していることによる．どのシナリオでも，比較した 6 手法のうち 3〜5 手法の高安定 HV が最良値の 2% 以内に収まっており，安定性誘導演算子を用いない単点探索はこの範囲に入る．単点探索で有意な向上が見られた 2 シナリオは，いずれも単点探索がこの範囲に入っていなかったものである．</w:t>
       </w:r>
     </w:p>
     <w:p>
